--- a/docs/answers/as-matrixmultiplicationspecial.docx
+++ b/docs/answers/as-matrixmultiplicationspecial.docx
@@ -44,7 +44,7 @@
       <w:r>
         <w:t xml:space="preserve"> </w:t>
       </w:r>
-      <w:hyperlink r:id="rId20">
+      <w:hyperlink r:id="rId9">
         <w:r>
           <w:rPr>
             <w:rStyle w:val="Hyperlink"/>
@@ -82,7 +82,7 @@
         </w:pict>
       </w:r>
     </w:p>
-    <w:bookmarkStart w:id="21" w:name="q1"/>
+    <w:bookmarkStart w:id="10" w:name="q1"/>
     <w:p>
       <w:pPr>
         <w:pStyle w:val="Heading2"/>
@@ -108,86 +108,66 @@
           <m:jc m:val="center"/>
         </m:oMathParaPr>
         <m:oMath>
-          <m:m>
-            <m:mPr>
-              <m:baseJc m:val="center"/>
-              <m:plcHide m:val="on"/>
-              <m:mcs>
-                <m:mc>
-                  <m:mcPr>
-                    <m:mcJc m:val="right"/>
-                    <m:count m:val="1"/>
-                  </m:mcPr>
-                </m:mc>
-                <m:mc>
-                  <m:mcPr>
-                    <m:mcJc m:val="left"/>
-                    <m:count m:val="1"/>
-                  </m:mcPr>
-                </m:mc>
-              </m:mcs>
-            </m:mPr>
-            <m:mr>
-              <m:e>
-                <m:r>
-                  <m:t>3</m:t>
-                </m:r>
-                <m:r>
-                  <m:t>x</m:t>
-                </m:r>
-                <m:r>
-                  <m:rPr>
-                    <m:sty m:val="p"/>
-                  </m:rPr>
-                  <m:t>+</m:t>
-                </m:r>
-                <m:r>
-                  <m:t>3</m:t>
-                </m:r>
-                <m:r>
-                  <m:t>y</m:t>
-                </m:r>
-              </m:e>
-              <m:e>
-                <m:r>
-                  <m:rPr>
-                    <m:sty m:val="p"/>
-                  </m:rPr>
-                  <m:t>=</m:t>
-                </m:r>
-                <m:r>
-                  <m:t>4</m:t>
-                </m:r>
-              </m:e>
-            </m:mr>
-            <m:mr>
-              <m:e>
-                <m:r>
-                  <m:t>x</m:t>
-                </m:r>
-                <m:r>
-                  <m:rPr>
-                    <m:sty m:val="p"/>
-                  </m:rPr>
-                  <m:t>−</m:t>
-                </m:r>
-                <m:r>
-                  <m:t>y</m:t>
-                </m:r>
-              </m:e>
-              <m:e>
-                <m:r>
-                  <m:rPr>
-                    <m:sty m:val="p"/>
-                  </m:rPr>
-                  <m:t>=</m:t>
-                </m:r>
-                <m:r>
-                  <m:t>5</m:t>
-                </m:r>
-              </m:e>
-            </m:mr>
-          </m:m>
+          <m:eqArr>
+            <m:e>
+              <m:r>
+                <m:t>3</m:t>
+              </m:r>
+              <m:r>
+                <m:t>x</m:t>
+              </m:r>
+              <m:r>
+                <m:rPr>
+                  <m:sty m:val="p"/>
+                </m:rPr>
+                <m:t>+</m:t>
+              </m:r>
+              <m:r>
+                <m:t>3</m:t>
+              </m:r>
+              <m:r>
+                <m:t>y</m:t>
+              </m:r>
+              <m:r>
+                <m:t>&amp;</m:t>
+              </m:r>
+              <m:r>
+                <m:rPr>
+                  <m:sty m:val="p"/>
+                </m:rPr>
+                <m:t>=</m:t>
+              </m:r>
+              <m:r>
+                <m:t>4</m:t>
+              </m:r>
+            </m:e>
+            <m:e>
+              <m:r>
+                <m:t>x</m:t>
+              </m:r>
+              <m:r>
+                <m:rPr>
+                  <m:sty m:val="p"/>
+                </m:rPr>
+                <m:t>−</m:t>
+              </m:r>
+              <m:r>
+                <m:t>y</m:t>
+              </m:r>
+              <m:r>
+                <m:t>&amp;</m:t>
+              </m:r>
+              <m:r>
+                <m:rPr>
+                  <m:sty m:val="p"/>
+                </m:rPr>
+                <m:t>=</m:t>
+              </m:r>
+              <m:r>
+                <m:t>5</m:t>
+              </m:r>
+            </m:e>
+          </m:eqArr>
         </m:oMath>
       </m:oMathPara>
     </w:p>
@@ -208,125 +188,104 @@
           <m:jc m:val="center"/>
         </m:oMathParaPr>
         <m:oMath>
-          <m:m>
-            <m:mPr>
-              <m:baseJc m:val="center"/>
-              <m:plcHide m:val="on"/>
-              <m:mcs>
-                <m:mc>
-                  <m:mcPr>
-                    <m:mcJc m:val="right"/>
-                    <m:count m:val="1"/>
-                  </m:mcPr>
-                </m:mc>
-                <m:mc>
-                  <m:mcPr>
-                    <m:mcJc m:val="left"/>
-                    <m:count m:val="1"/>
-                  </m:mcPr>
-                </m:mc>
-              </m:mcs>
-            </m:mPr>
-            <m:mr>
-              <m:e>
-                <m:r>
-                  <m:t>3</m:t>
-                </m:r>
-                <m:r>
-                  <m:t>x</m:t>
-                </m:r>
-                <m:r>
-                  <m:rPr>
-                    <m:sty m:val="p"/>
-                  </m:rPr>
-                  <m:t>+</m:t>
-                </m:r>
-                <m:r>
-                  <m:t>3</m:t>
-                </m:r>
-                <m:r>
-                  <m:t>y</m:t>
-                </m:r>
-              </m:e>
-              <m:e>
-                <m:r>
-                  <m:rPr>
-                    <m:sty m:val="p"/>
-                  </m:rPr>
-                  <m:t>=</m:t>
-                </m:r>
-                <m:r>
-                  <m:t>4</m:t>
-                </m:r>
-              </m:e>
-            </m:mr>
-            <m:mr>
-              <m:e>
-                <m:r>
-                  <m:t>x</m:t>
-                </m:r>
-                <m:r>
-                  <m:rPr>
-                    <m:sty m:val="p"/>
-                  </m:rPr>
-                  <m:t>−</m:t>
-                </m:r>
-                <m:r>
-                  <m:t>y</m:t>
-                </m:r>
-              </m:e>
-              <m:e>
-                <m:r>
-                  <m:rPr>
-                    <m:sty m:val="p"/>
-                  </m:rPr>
-                  <m:t>=</m:t>
-                </m:r>
-                <m:r>
-                  <m:t>5</m:t>
-                </m:r>
-              </m:e>
-            </m:mr>
-            <m:mr>
-              <m:e>
-                <m:r>
-                  <m:rPr>
-                    <m:sty m:val="p"/>
-                  </m:rPr>
-                  <m:t>−</m:t>
-                </m:r>
-                <m:r>
-                  <m:t>4</m:t>
-                </m:r>
-                <m:r>
-                  <m:t>x</m:t>
-                </m:r>
-                <m:r>
-                  <m:rPr>
-                    <m:sty m:val="p"/>
-                  </m:rPr>
-                  <m:t>+</m:t>
-                </m:r>
-                <m:r>
-                  <m:t>3</m:t>
-                </m:r>
-                <m:r>
-                  <m:t>y</m:t>
-                </m:r>
-              </m:e>
-              <m:e>
-                <m:r>
-                  <m:rPr>
-                    <m:sty m:val="p"/>
-                  </m:rPr>
-                  <m:t>=</m:t>
-                </m:r>
-                <m:r>
-                  <m:t>0</m:t>
-                </m:r>
-              </m:e>
-            </m:mr>
-          </m:m>
+          <m:eqArr>
+            <m:e>
+              <m:r>
+                <m:t>3</m:t>
+              </m:r>
+              <m:r>
+                <m:t>x</m:t>
+              </m:r>
+              <m:r>
+                <m:rPr>
+                  <m:sty m:val="p"/>
+                </m:rPr>
+                <m:t>+</m:t>
+              </m:r>
+              <m:r>
+                <m:t>3</m:t>
+              </m:r>
+              <m:r>
+                <m:t>y</m:t>
+              </m:r>
+              <m:r>
+                <m:t>&amp;</m:t>
+              </m:r>
+              <m:r>
+                <m:rPr>
+                  <m:sty m:val="p"/>
+                </m:rPr>
+                <m:t>=</m:t>
+              </m:r>
+              <m:r>
+                <m:t>4</m:t>
+              </m:r>
+            </m:e>
+            <m:e>
+              <m:r>
+                <m:t>x</m:t>
+              </m:r>
+              <m:r>
+                <m:rPr>
+                  <m:sty m:val="p"/>
+                </m:rPr>
+                <m:t>−</m:t>
+              </m:r>
+              <m:r>
+                <m:t>y</m:t>
+              </m:r>
+              <m:r>
+                <m:t>&amp;</m:t>
+              </m:r>
+              <m:r>
+                <m:rPr>
+                  <m:sty m:val="p"/>
+                </m:rPr>
+                <m:t>=</m:t>
+              </m:r>
+              <m:r>
+                <m:t>5</m:t>
+              </m:r>
+            </m:e>
+            <m:e>
+              <m:r>
+                <m:rPr>
+                  <m:sty m:val="p"/>
+                </m:rPr>
+                <m:t>−</m:t>
+              </m:r>
+              <m:r>
+                <m:t>4</m:t>
+              </m:r>
+              <m:r>
+                <m:t>x</m:t>
+              </m:r>
+              <m:r>
+                <m:rPr>
+                  <m:sty m:val="p"/>
+                </m:rPr>
+                <m:t>+</m:t>
+              </m:r>
+              <m:r>
+                <m:t>3</m:t>
+              </m:r>
+              <m:r>
+                <m:t>y</m:t>
+              </m:r>
+              <m:r>
+                <m:t>&amp;</m:t>
+              </m:r>
+              <m:r>
+                <m:rPr>
+                  <m:sty m:val="p"/>
+                </m:rPr>
+                <m:t>=</m:t>
+              </m:r>
+              <m:r>
+                <m:t>0</m:t>
+              </m:r>
+            </m:e>
+          </m:eqArr>
         </m:oMath>
       </m:oMathPara>
     </w:p>
@@ -347,146 +306,125 @@
           <m:jc m:val="center"/>
         </m:oMathParaPr>
         <m:oMath>
-          <m:m>
-            <m:mPr>
-              <m:baseJc m:val="center"/>
-              <m:plcHide m:val="on"/>
-              <m:mcs>
-                <m:mc>
-                  <m:mcPr>
-                    <m:mcJc m:val="right"/>
-                    <m:count m:val="1"/>
-                  </m:mcPr>
-                </m:mc>
-                <m:mc>
-                  <m:mcPr>
-                    <m:mcJc m:val="left"/>
-                    <m:count m:val="1"/>
-                  </m:mcPr>
-                </m:mc>
-              </m:mcs>
-            </m:mPr>
-            <m:mr>
-              <m:e>
-                <m:r>
-                  <m:t>3</m:t>
-                </m:r>
-                <m:r>
-                  <m:t>x</m:t>
-                </m:r>
-                <m:r>
-                  <m:rPr>
-                    <m:sty m:val="p"/>
-                  </m:rPr>
-                  <m:t>+</m:t>
-                </m:r>
-                <m:r>
-                  <m:t>3</m:t>
-                </m:r>
-                <m:r>
-                  <m:t>y</m:t>
-                </m:r>
-                <m:r>
-                  <m:rPr>
-                    <m:sty m:val="p"/>
-                  </m:rPr>
-                  <m:t>+</m:t>
-                </m:r>
-                <m:r>
-                  <m:t>3</m:t>
-                </m:r>
-                <m:r>
-                  <m:t>z</m:t>
-                </m:r>
-              </m:e>
-              <m:e>
-                <m:r>
-                  <m:rPr>
-                    <m:sty m:val="p"/>
-                  </m:rPr>
-                  <m:t>=</m:t>
-                </m:r>
-                <m:r>
-                  <m:t>4</m:t>
-                </m:r>
-              </m:e>
-            </m:mr>
-            <m:mr>
-              <m:e>
-                <m:r>
-                  <m:t>y</m:t>
-                </m:r>
-                <m:r>
-                  <m:rPr>
-                    <m:sty m:val="p"/>
-                  </m:rPr>
-                  <m:t>−</m:t>
-                </m:r>
-                <m:r>
-                  <m:t>z</m:t>
-                </m:r>
-              </m:e>
-              <m:e>
-                <m:r>
-                  <m:rPr>
-                    <m:sty m:val="p"/>
-                  </m:rPr>
-                  <m:t>=</m:t>
-                </m:r>
-                <m:r>
-                  <m:t>5</m:t>
-                </m:r>
-              </m:e>
-            </m:mr>
-            <m:mr>
-              <m:e>
-                <m:r>
-                  <m:rPr>
-                    <m:sty m:val="p"/>
-                  </m:rPr>
-                  <m:t>−</m:t>
-                </m:r>
-                <m:r>
-                  <m:t>4</m:t>
-                </m:r>
-                <m:r>
-                  <m:t>x</m:t>
-                </m:r>
-                <m:r>
-                  <m:rPr>
-                    <m:sty m:val="p"/>
-                  </m:rPr>
-                  <m:t>+</m:t>
-                </m:r>
-                <m:r>
-                  <m:t>3</m:t>
-                </m:r>
-                <m:r>
-                  <m:t>y</m:t>
-                </m:r>
-                <m:r>
-                  <m:rPr>
-                    <m:sty m:val="p"/>
-                  </m:rPr>
-                  <m:t>+</m:t>
-                </m:r>
-                <m:r>
-                  <m:t>z</m:t>
-                </m:r>
-              </m:e>
-              <m:e>
-                <m:r>
-                  <m:rPr>
-                    <m:sty m:val="p"/>
-                  </m:rPr>
-                  <m:t>=</m:t>
-                </m:r>
-                <m:r>
-                  <m:t>0</m:t>
-                </m:r>
-              </m:e>
-            </m:mr>
-          </m:m>
+          <m:eqArr>
+            <m:e>
+              <m:r>
+                <m:t>3</m:t>
+              </m:r>
+              <m:r>
+                <m:t>x</m:t>
+              </m:r>
+              <m:r>
+                <m:rPr>
+                  <m:sty m:val="p"/>
+                </m:rPr>
+                <m:t>+</m:t>
+              </m:r>
+              <m:r>
+                <m:t>3</m:t>
+              </m:r>
+              <m:r>
+                <m:t>y</m:t>
+              </m:r>
+              <m:r>
+                <m:rPr>
+                  <m:sty m:val="p"/>
+                </m:rPr>
+                <m:t>+</m:t>
+              </m:r>
+              <m:r>
+                <m:t>3</m:t>
+              </m:r>
+              <m:r>
+                <m:t>z</m:t>
+              </m:r>
+              <m:r>
+                <m:t>&amp;</m:t>
+              </m:r>
+              <m:r>
+                <m:rPr>
+                  <m:sty m:val="p"/>
+                </m:rPr>
+                <m:t>=</m:t>
+              </m:r>
+              <m:r>
+                <m:t>4</m:t>
+              </m:r>
+            </m:e>
+            <m:e>
+              <m:r>
+                <m:t>y</m:t>
+              </m:r>
+              <m:r>
+                <m:rPr>
+                  <m:sty m:val="p"/>
+                </m:rPr>
+                <m:t>−</m:t>
+              </m:r>
+              <m:r>
+                <m:t>z</m:t>
+              </m:r>
+              <m:r>
+                <m:t>&amp;</m:t>
+              </m:r>
+              <m:r>
+                <m:rPr>
+                  <m:sty m:val="p"/>
+                </m:rPr>
+                <m:t>=</m:t>
+              </m:r>
+              <m:r>
+                <m:t>5</m:t>
+              </m:r>
+            </m:e>
+            <m:e>
+              <m:r>
+                <m:rPr>
+                  <m:sty m:val="p"/>
+                </m:rPr>
+                <m:t>−</m:t>
+              </m:r>
+              <m:r>
+                <m:t>4</m:t>
+              </m:r>
+              <m:r>
+                <m:t>x</m:t>
+              </m:r>
+              <m:r>
+                <m:rPr>
+                  <m:sty m:val="p"/>
+                </m:rPr>
+                <m:t>+</m:t>
+              </m:r>
+              <m:r>
+                <m:t>3</m:t>
+              </m:r>
+              <m:r>
+                <m:t>y</m:t>
+              </m:r>
+              <m:r>
+                <m:rPr>
+                  <m:sty m:val="p"/>
+                </m:rPr>
+                <m:t>+</m:t>
+              </m:r>
+              <m:r>
+                <m:t>z</m:t>
+              </m:r>
+              <m:r>
+                <m:t>&amp;</m:t>
+              </m:r>
+              <m:r>
+                <m:rPr>
+                  <m:sty m:val="p"/>
+                </m:rPr>
+                <m:t>=</m:t>
+              </m:r>
+              <m:r>
+                <m:t>0</m:t>
+              </m:r>
+            </m:e>
+          </m:eqArr>
         </m:oMath>
       </m:oMathPara>
     </w:p>
@@ -507,71 +445,52 @@
           <m:jc m:val="center"/>
         </m:oMathParaPr>
         <m:oMath>
-          <m:m>
-            <m:mPr>
-              <m:baseJc m:val="center"/>
-              <m:plcHide m:val="on"/>
-              <m:mcs>
-                <m:mc>
-                  <m:mcPr>
-                    <m:mcJc m:val="right"/>
-                    <m:count m:val="1"/>
-                  </m:mcPr>
-                </m:mc>
-                <m:mc>
-                  <m:mcPr>
-                    <m:mcJc m:val="left"/>
-                    <m:count m:val="1"/>
-                  </m:mcPr>
-                </m:mc>
-              </m:mcs>
-            </m:mPr>
-            <m:mr>
-              <m:e>
-                <m:r>
-                  <m:t>3</m:t>
-                </m:r>
-                <m:r>
-                  <m:t>x</m:t>
-                </m:r>
-                <m:r>
-                  <m:rPr>
-                    <m:sty m:val="p"/>
-                  </m:rPr>
-                  <m:t>+</m:t>
-                </m:r>
-                <m:r>
-                  <m:t>3</m:t>
-                </m:r>
-                <m:r>
-                  <m:t>y</m:t>
-                </m:r>
-                <m:r>
-                  <m:rPr>
-                    <m:sty m:val="p"/>
-                  </m:rPr>
-                  <m:t>+</m:t>
-                </m:r>
-                <m:r>
-                  <m:t>3</m:t>
-                </m:r>
-                <m:r>
-                  <m:t>z</m:t>
-                </m:r>
-              </m:e>
-              <m:e>
-                <m:r>
-                  <m:rPr>
-                    <m:sty m:val="p"/>
-                  </m:rPr>
-                  <m:t>=</m:t>
-                </m:r>
-                <m:r>
-                  <m:t>4</m:t>
-                </m:r>
-              </m:e>
-            </m:mr>
-          </m:m>
+          <m:eqArr>
+            <m:e>
+              <m:r>
+                <m:t>3</m:t>
+              </m:r>
+              <m:r>
+                <m:t>x</m:t>
+              </m:r>
+              <m:r>
+                <m:rPr>
+                  <m:sty m:val="p"/>
+                </m:rPr>
+                <m:t>+</m:t>
+              </m:r>
+              <m:r>
+                <m:t>3</m:t>
+              </m:r>
+              <m:r>
+                <m:t>y</m:t>
+              </m:r>
+              <m:r>
+                <m:rPr>
+                  <m:sty m:val="p"/>
+                </m:rPr>
+                <m:t>+</m:t>
+              </m:r>
+              <m:r>
+                <m:t>3</m:t>
+              </m:r>
+              <m:r>
+                <m:t>z</m:t>
+              </m:r>
+              <m:r>
+                <m:t>&amp;</m:t>
+              </m:r>
+              <m:r>
+                <m:rPr>
+                  <m:sty m:val="p"/>
+                </m:rPr>
+                <m:t>=</m:t>
+              </m:r>
+              <m:r>
+                <m:t>4</m:t>
+              </m:r>
+            </m:e>
+          </m:eqArr>
         </m:oMath>
       </m:oMathPara>
     </w:p>
@@ -592,131 +511,111 @@
           <m:jc m:val="center"/>
         </m:oMathParaPr>
         <m:oMath>
-          <m:m>
-            <m:mPr>
-              <m:baseJc m:val="center"/>
-              <m:plcHide m:val="on"/>
-              <m:mcs>
-                <m:mc>
-                  <m:mcPr>
-                    <m:mcJc m:val="right"/>
-                    <m:count m:val="1"/>
-                  </m:mcPr>
-                </m:mc>
-                <m:mc>
-                  <m:mcPr>
-                    <m:mcJc m:val="left"/>
-                    <m:count m:val="1"/>
-                  </m:mcPr>
-                </m:mc>
-              </m:mcs>
-            </m:mPr>
-            <m:mr>
-              <m:e>
-                <m:r>
-                  <m:t>3</m:t>
-                </m:r>
-                <m:r>
-                  <m:t>x</m:t>
-                </m:r>
-                <m:r>
-                  <m:rPr>
-                    <m:sty m:val="p"/>
-                  </m:rPr>
-                  <m:t>+</m:t>
-                </m:r>
-                <m:r>
-                  <m:t>3</m:t>
-                </m:r>
-                <m:r>
-                  <m:t>y</m:t>
-                </m:r>
-                <m:r>
-                  <m:rPr>
-                    <m:sty m:val="p"/>
-                  </m:rPr>
-                  <m:t>+</m:t>
-                </m:r>
-                <m:r>
-                  <m:t>3</m:t>
-                </m:r>
-                <m:r>
-                  <m:t>z</m:t>
-                </m:r>
-                <m:r>
-                  <m:rPr>
-                    <m:sty m:val="p"/>
-                  </m:rPr>
-                  <m:t>+</m:t>
-                </m:r>
-                <m:r>
-                  <m:t>3</m:t>
-                </m:r>
-                <m:r>
-                  <m:t>t</m:t>
-                </m:r>
-              </m:e>
-              <m:e>
-                <m:r>
-                  <m:rPr>
-                    <m:sty m:val="p"/>
-                  </m:rPr>
-                  <m:t>=</m:t>
-                </m:r>
-                <m:r>
-                  <m:t>4</m:t>
-                </m:r>
-              </m:e>
-            </m:mr>
-            <m:mr>
-              <m:e>
-                <m:r>
-                  <m:t>x</m:t>
-                </m:r>
-                <m:r>
-                  <m:rPr>
-                    <m:sty m:val="p"/>
-                  </m:rPr>
-                  <m:t>−</m:t>
-                </m:r>
-                <m:r>
-                  <m:t>y</m:t>
-                </m:r>
-                <m:r>
-                  <m:t> </m:t>
-                </m:r>
-                <m:r>
-                  <m:t> </m:t>
-                </m:r>
-                <m:r>
-                  <m:t> </m:t>
-                </m:r>
-                <m:r>
-                  <m:t>  </m:t>
-                </m:r>
-                <m:r>
-                  <m:rPr>
-                    <m:sty m:val="p"/>
-                  </m:rPr>
-                  <m:t>+</m:t>
-                </m:r>
-                <m:r>
-                  <m:t>t</m:t>
-                </m:r>
-              </m:e>
-              <m:e>
-                <m:r>
-                  <m:rPr>
-                    <m:sty m:val="p"/>
-                  </m:rPr>
-                  <m:t>=</m:t>
-                </m:r>
-                <m:r>
-                  <m:t>5</m:t>
-                </m:r>
-              </m:e>
-            </m:mr>
-          </m:m>
+          <m:eqArr>
+            <m:e>
+              <m:r>
+                <m:t>3</m:t>
+              </m:r>
+              <m:r>
+                <m:t>x</m:t>
+              </m:r>
+              <m:r>
+                <m:rPr>
+                  <m:sty m:val="p"/>
+                </m:rPr>
+                <m:t>+</m:t>
+              </m:r>
+              <m:r>
+                <m:t>3</m:t>
+              </m:r>
+              <m:r>
+                <m:t>y</m:t>
+              </m:r>
+              <m:r>
+                <m:rPr>
+                  <m:sty m:val="p"/>
+                </m:rPr>
+                <m:t>+</m:t>
+              </m:r>
+              <m:r>
+                <m:t>3</m:t>
+              </m:r>
+              <m:r>
+                <m:t>z</m:t>
+              </m:r>
+              <m:r>
+                <m:rPr>
+                  <m:sty m:val="p"/>
+                </m:rPr>
+                <m:t>+</m:t>
+              </m:r>
+              <m:r>
+                <m:t>3</m:t>
+              </m:r>
+              <m:r>
+                <m:t>t</m:t>
+              </m:r>
+              <m:r>
+                <m:t>&amp;</m:t>
+              </m:r>
+              <m:r>
+                <m:rPr>
+                  <m:sty m:val="p"/>
+                </m:rPr>
+                <m:t>=</m:t>
+              </m:r>
+              <m:r>
+                <m:t>4</m:t>
+              </m:r>
+            </m:e>
+            <m:e>
+              <m:r>
+                <m:t>x</m:t>
+              </m:r>
+              <m:r>
+                <m:rPr>
+                  <m:sty m:val="p"/>
+                </m:rPr>
+                <m:t>−</m:t>
+              </m:r>
+              <m:r>
+                <m:t>y</m:t>
+              </m:r>
+              <m:r>
+                <m:t> </m:t>
+              </m:r>
+              <m:r>
+                <m:t> </m:t>
+              </m:r>
+              <m:r>
+                <m:t> </m:t>
+              </m:r>
+              <m:r>
+                <m:t>  </m:t>
+              </m:r>
+              <m:r>
+                <m:rPr>
+                  <m:sty m:val="p"/>
+                </m:rPr>
+                <m:t>+</m:t>
+              </m:r>
+              <m:r>
+                <m:t>t</m:t>
+              </m:r>
+              <m:r>
+                <m:t>&amp;</m:t>
+              </m:r>
+              <m:r>
+                <m:rPr>
+                  <m:sty m:val="p"/>
+                </m:rPr>
+                <m:t>=</m:t>
+              </m:r>
+              <m:r>
+                <m:t>5</m:t>
+              </m:r>
+            </m:e>
+          </m:eqArr>
         </m:oMath>
       </m:oMathPara>
     </w:p>
@@ -727,8 +626,8 @@
         </w:pict>
       </w:r>
     </w:p>
-    <w:bookmarkEnd w:id="21"/>
-    <w:bookmarkStart w:id="22" w:name="q2"/>
+    <w:bookmarkEnd w:id="10"/>
+    <w:bookmarkStart w:id="11" w:name="q2"/>
     <w:p>
       <w:pPr>
         <w:pStyle w:val="Heading2"/>
@@ -1723,8 +1622,8 @@
         </w:pict>
       </w:r>
     </w:p>
-    <w:bookmarkEnd w:id="22"/>
-    <w:bookmarkStart w:id="23" w:name="q3"/>
+    <w:bookmarkEnd w:id="11"/>
+    <w:bookmarkStart w:id="12" w:name="q3"/>
     <w:p>
       <w:pPr>
         <w:pStyle w:val="Heading2"/>
@@ -2028,8 +1927,8 @@
         </w:pict>
       </w:r>
     </w:p>
-    <w:bookmarkEnd w:id="23"/>
-    <w:bookmarkStart w:id="24" w:name="q4"/>
+    <w:bookmarkEnd w:id="12"/>
+    <w:bookmarkStart w:id="13" w:name="q4"/>
     <w:p>
       <w:pPr>
         <w:pStyle w:val="Heading2"/>
@@ -2251,8 +2150,8 @@
           <m:r>
             <m:rPr>
               <m:nor/>
+              <m:scr m:val="sans-serif"/>
               <m:sty m:val="p"/>
-              <m:scr m:val="sans-serif"/>
             </m:rPr>
             <m:t> and </m:t>
           </m:r>
@@ -2575,8 +2474,8 @@
         </w:pict>
       </w:r>
     </w:p>
-    <w:bookmarkEnd w:id="24"/>
-    <w:bookmarkStart w:id="26" w:name="version-history"/>
+    <w:bookmarkEnd w:id="13"/>
+    <w:bookmarkStart w:id="15" w:name="version-history"/>
     <w:p>
       <w:pPr>
         <w:pStyle w:val="Heading2"/>
@@ -2597,7 +2496,7 @@
       <w:pPr>
         <w:pStyle w:val="BodyText"/>
       </w:pPr>
-      <w:hyperlink r:id="rId25">
+      <w:hyperlink r:id="rId14">
         <w:r>
           <w:rPr>
             <w:rStyle w:val="Hyperlink"/>
@@ -2606,7 +2505,7 @@
         </w:r>
       </w:hyperlink>
     </w:p>
-    <w:bookmarkEnd w:id="26"/>
+    <w:bookmarkEnd w:id="15"/>
     <w:sectPr>
       <w:pgSz w:h="15840" w:w="12240"/>
       <w:pgMar w:bottom="1440" w:footer="720" w:gutter="0" w:header="720" w:left="1440" w:right="1440" w:top="1440"/>
